--- a/data/outputs/v2/Biology/SS3.2_Animal_Transport/Biology_Animal_Transport_FinalExplanation_TeacherKey.docx
+++ b/data/outputs/v2/Biology/SS3.2_Animal_Transport/Biology_Animal_Transport_FinalExplanation_TeacherKey.docx
@@ -2293,7 +2293,7 @@
         </w:rPr>
         <w:t xml:space="preserve">© 2026 SeaVuria and ARES. This work is licensed under a </w:t>
       </w:r>
-      <w:hyperlink w:history="1" r:id="rIddm9ddij-uhij1bfs7-4zq">
+      <w:hyperlink w:history="1" r:id="rIdtk3d7ftwtsezdlicnmxmv">
         <w:r>
           <w:rPr>
             <w:rFonts w:ascii="Arial" w:cs="Arial" w:eastAsia="Arial" w:hAnsi="Arial"/>
@@ -2313,7 +2313,7 @@
         </w:rPr>
         <w:t xml:space="preserve"> (</w:t>
       </w:r>
-      <w:hyperlink w:history="1" r:id="rIdn-3hdgc8pcnan64awsviv">
+      <w:hyperlink w:history="1" r:id="rIdq147d_swycvmdz4yezjqh">
         <w:r>
           <w:rPr>
             <w:rFonts w:ascii="Arial" w:cs="Arial" w:eastAsia="Arial" w:hAnsi="Arial"/>
@@ -2333,7 +2333,7 @@
         </w:rPr>
         <w:t xml:space="preserve">). To view a copy of this license, visit </w:t>
       </w:r>
-      <w:hyperlink w:history="1" r:id="rIdat5lckgjlwzc_jhdhx0jt">
+      <w:hyperlink w:history="1" r:id="rIdf2zyfpnkaph_uh2o5d91i">
         <w:r>
           <w:rPr>
             <w:rFonts w:ascii="Arial" w:cs="Arial" w:eastAsia="Arial" w:hAnsi="Arial"/>

--- a/data/outputs/v2/Biology/SS3.2_Animal_Transport/Biology_Animal_Transport_FinalExplanation_TeacherKey.docx
+++ b/data/outputs/v2/Biology/SS3.2_Animal_Transport/Biology_Animal_Transport_FinalExplanation_TeacherKey.docx
@@ -2293,7 +2293,7 @@
         </w:rPr>
         <w:t xml:space="preserve">© 2026 SeaVuria and ARES. This work is licensed under a </w:t>
       </w:r>
-      <w:hyperlink w:history="1" r:id="rIdtk3d7ftwtsezdlicnmxmv">
+      <w:hyperlink w:history="1" r:id="rIdeerc5l_adyzacsyn-psdl">
         <w:r>
           <w:rPr>
             <w:rFonts w:ascii="Arial" w:cs="Arial" w:eastAsia="Arial" w:hAnsi="Arial"/>
@@ -2313,7 +2313,7 @@
         </w:rPr>
         <w:t xml:space="preserve"> (</w:t>
       </w:r>
-      <w:hyperlink w:history="1" r:id="rIdq147d_swycvmdz4yezjqh">
+      <w:hyperlink w:history="1" r:id="rIdgg5ohztyyutfhoifpdjiy">
         <w:r>
           <w:rPr>
             <w:rFonts w:ascii="Arial" w:cs="Arial" w:eastAsia="Arial" w:hAnsi="Arial"/>
@@ -2333,7 +2333,7 @@
         </w:rPr>
         <w:t xml:space="preserve">). To view a copy of this license, visit </w:t>
       </w:r>
-      <w:hyperlink w:history="1" r:id="rIdf2zyfpnkaph_uh2o5d91i">
+      <w:hyperlink w:history="1" r:id="rId2yqhpvtrviowkuru36ogk">
         <w:r>
           <w:rPr>
             <w:rFonts w:ascii="Arial" w:cs="Arial" w:eastAsia="Arial" w:hAnsi="Arial"/>

--- a/data/outputs/v2/Biology/SS3.2_Animal_Transport/Biology_Animal_Transport_FinalExplanation_TeacherKey.docx
+++ b/data/outputs/v2/Biology/SS3.2_Animal_Transport/Biology_Animal_Transport_FinalExplanation_TeacherKey.docx
@@ -2293,7 +2293,7 @@
         </w:rPr>
         <w:t xml:space="preserve">© 2026 SeaVuria and ARES. This work is licensed under a </w:t>
       </w:r>
-      <w:hyperlink w:history="1" r:id="rIdeerc5l_adyzacsyn-psdl">
+      <w:hyperlink w:history="1" r:id="rId8ykrmip4mzttb1qkjuatx">
         <w:r>
           <w:rPr>
             <w:rFonts w:ascii="Arial" w:cs="Arial" w:eastAsia="Arial" w:hAnsi="Arial"/>
@@ -2313,7 +2313,7 @@
         </w:rPr>
         <w:t xml:space="preserve"> (</w:t>
       </w:r>
-      <w:hyperlink w:history="1" r:id="rIdgg5ohztyyutfhoifpdjiy">
+      <w:hyperlink w:history="1" r:id="rIdbih3w9unp30hmad4mmnio">
         <w:r>
           <w:rPr>
             <w:rFonts w:ascii="Arial" w:cs="Arial" w:eastAsia="Arial" w:hAnsi="Arial"/>
@@ -2333,7 +2333,7 @@
         </w:rPr>
         <w:t xml:space="preserve">). To view a copy of this license, visit </w:t>
       </w:r>
-      <w:hyperlink w:history="1" r:id="rId2yqhpvtrviowkuru36ogk">
+      <w:hyperlink w:history="1" r:id="rIdi639ygonr4qf3pjo_2gln">
         <w:r>
           <w:rPr>
             <w:rFonts w:ascii="Arial" w:cs="Arial" w:eastAsia="Arial" w:hAnsi="Arial"/>

--- a/data/outputs/v2/Biology/SS3.2_Animal_Transport/Biology_Animal_Transport_FinalExplanation_TeacherKey.docx
+++ b/data/outputs/v2/Biology/SS3.2_Animal_Transport/Biology_Animal_Transport_FinalExplanation_TeacherKey.docx
@@ -2293,7 +2293,7 @@
         </w:rPr>
         <w:t xml:space="preserve">© 2026 SeaVuria and ARES. This work is licensed under a </w:t>
       </w:r>
-      <w:hyperlink w:history="1" r:id="rId8ykrmip4mzttb1qkjuatx">
+      <w:hyperlink w:history="1" r:id="rId5qgc1al3mghcxv-flyxyq">
         <w:r>
           <w:rPr>
             <w:rFonts w:ascii="Arial" w:cs="Arial" w:eastAsia="Arial" w:hAnsi="Arial"/>
@@ -2313,7 +2313,7 @@
         </w:rPr>
         <w:t xml:space="preserve"> (</w:t>
       </w:r>
-      <w:hyperlink w:history="1" r:id="rIdbih3w9unp30hmad4mmnio">
+      <w:hyperlink w:history="1" r:id="rIdzu2wtre19vfxj1hu3viq8">
         <w:r>
           <w:rPr>
             <w:rFonts w:ascii="Arial" w:cs="Arial" w:eastAsia="Arial" w:hAnsi="Arial"/>
@@ -2333,7 +2333,7 @@
         </w:rPr>
         <w:t xml:space="preserve">). To view a copy of this license, visit </w:t>
       </w:r>
-      <w:hyperlink w:history="1" r:id="rIdi639ygonr4qf3pjo_2gln">
+      <w:hyperlink w:history="1" r:id="rIdd27jcesds8sg0qckyv6fs">
         <w:r>
           <w:rPr>
             <w:rFonts w:ascii="Arial" w:cs="Arial" w:eastAsia="Arial" w:hAnsi="Arial"/>

--- a/data/outputs/v2/Biology/SS3.2_Animal_Transport/Biology_Animal_Transport_FinalExplanation_TeacherKey.docx
+++ b/data/outputs/v2/Biology/SS3.2_Animal_Transport/Biology_Animal_Transport_FinalExplanation_TeacherKey.docx
@@ -4,6 +4,7 @@
   <w:body>
     <w:p>
       <w:pPr>
+        <w:keepNext w:val="false"/>
         <w:spacing w:after="30" w:before="0"/>
         <w:jc w:val="center"/>
       </w:pPr>
@@ -23,6 +24,7 @@
     </w:p>
     <w:p>
       <w:pPr>
+        <w:keepNext w:val="false"/>
         <w:spacing w:after="60" w:before="0"/>
         <w:jc w:val="center"/>
       </w:pPr>
@@ -81,6 +83,7 @@
           </w:tcPr>
           <w:p>
             <w:pPr>
+              <w:keepNext w:val="false"/>
               <w:spacing w:after="40" w:before="0"/>
               <w:jc w:val="center"/>
             </w:pPr>
@@ -116,6 +119,7 @@
           </w:tcPr>
           <w:p>
             <w:pPr>
+              <w:keepNext w:val="false"/>
               <w:spacing w:after="40" w:before="0"/>
               <w:jc w:val="center"/>
             </w:pPr>
@@ -176,6 +180,7 @@
           </w:tcPr>
           <w:p>
             <w:pPr>
+              <w:keepNext w:val="false"/>
               <w:spacing w:after="40" w:before="0"/>
               <w:jc w:val="center"/>
             </w:pPr>
@@ -210,6 +215,7 @@
           </w:tcPr>
           <w:p>
             <w:pPr>
+              <w:keepNext w:val="false"/>
               <w:spacing w:after="40" w:before="0"/>
               <w:jc w:val="left"/>
             </w:pPr>
@@ -271,6 +277,7 @@
           </w:tcPr>
           <w:p>
             <w:pPr>
+              <w:keepNext/>
               <w:spacing w:after="40" w:before="0"/>
               <w:jc w:val="center"/>
             </w:pPr>
@@ -305,6 +312,7 @@
           </w:tcPr>
           <w:p>
             <w:pPr>
+              <w:keepNext w:val="false"/>
               <w:spacing w:after="40" w:before="0"/>
               <w:jc w:val="left"/>
             </w:pPr>
@@ -337,6 +345,7 @@
           </w:tcPr>
           <w:p>
             <w:pPr>
+              <w:keepNext w:val="false"/>
               <w:spacing w:after="40" w:before="0"/>
               <w:jc w:val="left"/>
             </w:pPr>
@@ -398,6 +407,7 @@
           </w:tcPr>
           <w:p>
             <w:pPr>
+              <w:keepNext/>
               <w:spacing w:after="40" w:before="0"/>
               <w:jc w:val="center"/>
             </w:pPr>
@@ -432,6 +442,7 @@
           </w:tcPr>
           <w:p>
             <w:pPr>
+              <w:keepNext w:val="false"/>
               <w:spacing w:after="40" w:before="0"/>
               <w:jc w:val="left"/>
             </w:pPr>
@@ -464,6 +475,7 @@
           </w:tcPr>
           <w:p>
             <w:pPr>
+              <w:keepNext w:val="false"/>
               <w:spacing w:after="40" w:before="0"/>
               <w:jc w:val="left"/>
             </w:pPr>
@@ -525,6 +537,7 @@
           </w:tcPr>
           <w:p>
             <w:pPr>
+              <w:keepNext/>
               <w:spacing w:after="40" w:before="0"/>
               <w:jc w:val="center"/>
             </w:pPr>
@@ -559,6 +572,7 @@
           </w:tcPr>
           <w:p>
             <w:pPr>
+              <w:keepNext w:val="false"/>
               <w:spacing w:after="40" w:before="0"/>
               <w:jc w:val="left"/>
             </w:pPr>
@@ -591,6 +605,7 @@
           </w:tcPr>
           <w:p>
             <w:pPr>
+              <w:keepNext w:val="false"/>
               <w:spacing w:after="40" w:before="0"/>
               <w:jc w:val="left"/>
             </w:pPr>
@@ -642,6 +657,7 @@
                 </w:tcPr>
                 <w:p>
                   <w:pPr>
+                    <w:keepNext w:val="false"/>
                     <w:spacing w:after="40" w:before="0"/>
                     <w:jc w:val="left"/>
                   </w:pPr>
@@ -674,6 +690,7 @@
                 </w:tcPr>
                 <w:p>
                   <w:pPr>
+                    <w:keepNext w:val="false"/>
                     <w:spacing w:after="40" w:before="0"/>
                     <w:jc w:val="left"/>
                   </w:pPr>
@@ -706,6 +723,7 @@
                 </w:tcPr>
                 <w:p>
                   <w:pPr>
+                    <w:keepNext w:val="false"/>
                     <w:spacing w:after="40" w:before="0"/>
                     <w:jc w:val="left"/>
                   </w:pPr>
@@ -738,6 +756,7 @@
                 </w:tcPr>
                 <w:p>
                   <w:pPr>
+                    <w:keepNext w:val="false"/>
                     <w:spacing w:after="40" w:before="0"/>
                     <w:jc w:val="left"/>
                   </w:pPr>
@@ -772,6 +791,7 @@
                 </w:tcPr>
                 <w:p>
                   <w:pPr>
+                    <w:keepNext w:val="false"/>
                     <w:spacing w:after="40" w:before="0"/>
                     <w:jc w:val="left"/>
                   </w:pPr>
@@ -804,6 +824,7 @@
                 </w:tcPr>
                 <w:p>
                   <w:pPr>
+                    <w:keepNext w:val="false"/>
                     <w:spacing w:after="40" w:before="0"/>
                     <w:jc w:val="left"/>
                   </w:pPr>
@@ -836,6 +857,7 @@
                 </w:tcPr>
                 <w:p>
                   <w:pPr>
+                    <w:keepNext w:val="false"/>
                     <w:spacing w:after="40" w:before="0"/>
                     <w:jc w:val="left"/>
                   </w:pPr>
@@ -868,6 +890,7 @@
                 </w:tcPr>
                 <w:p>
                   <w:pPr>
+                    <w:keepNext w:val="false"/>
                     <w:spacing w:after="40" w:before="0"/>
                     <w:jc w:val="left"/>
                   </w:pPr>
@@ -902,6 +925,7 @@
                 </w:tcPr>
                 <w:p>
                   <w:pPr>
+                    <w:keepNext w:val="false"/>
                     <w:spacing w:after="40" w:before="0"/>
                     <w:jc w:val="left"/>
                   </w:pPr>
@@ -934,6 +958,7 @@
                 </w:tcPr>
                 <w:p>
                   <w:pPr>
+                    <w:keepNext w:val="false"/>
                     <w:spacing w:after="40" w:before="0"/>
                     <w:jc w:val="left"/>
                   </w:pPr>
@@ -966,6 +991,7 @@
                 </w:tcPr>
                 <w:p>
                   <w:pPr>
+                    <w:keepNext w:val="false"/>
                     <w:spacing w:after="40" w:before="0"/>
                     <w:jc w:val="left"/>
                   </w:pPr>
@@ -998,6 +1024,7 @@
                 </w:tcPr>
                 <w:p>
                   <w:pPr>
+                    <w:keepNext w:val="false"/>
                     <w:spacing w:after="40" w:before="0"/>
                     <w:jc w:val="left"/>
                   </w:pPr>
@@ -1020,6 +1047,7 @@
           </w:tbl>
           <w:p>
             <w:pPr>
+              <w:keepNext w:val="false"/>
               <w:spacing w:after="60" w:before="0"/>
               <w:jc w:val="left"/>
             </w:pPr>
@@ -1039,6 +1067,7 @@
           </w:p>
           <w:p>
             <w:pPr>
+              <w:keepNext w:val="false"/>
               <w:spacing w:after="40" w:before="0"/>
               <w:jc w:val="left"/>
             </w:pPr>
@@ -1058,6 +1087,7 @@
           </w:p>
           <w:p>
             <w:pPr>
+              <w:keepNext w:val="false"/>
               <w:spacing w:after="60" w:before="0"/>
               <w:jc w:val="left"/>
             </w:pPr>
@@ -1119,6 +1149,7 @@
           </w:tcPr>
           <w:p>
             <w:pPr>
+              <w:keepNext/>
               <w:spacing w:after="40" w:before="0"/>
               <w:jc w:val="center"/>
             </w:pPr>
@@ -1153,6 +1184,7 @@
           </w:tcPr>
           <w:p>
             <w:pPr>
+              <w:keepNext w:val="false"/>
               <w:spacing w:after="40" w:before="0"/>
               <w:jc w:val="left"/>
             </w:pPr>
@@ -1185,6 +1217,7 @@
           </w:tcPr>
           <w:p>
             <w:pPr>
+              <w:keepNext w:val="false"/>
               <w:spacing w:after="40" w:before="0"/>
               <w:jc w:val="left"/>
             </w:pPr>
@@ -1246,6 +1279,7 @@
           </w:tcPr>
           <w:p>
             <w:pPr>
+              <w:keepNext/>
               <w:spacing w:after="40" w:before="0"/>
               <w:jc w:val="center"/>
             </w:pPr>
@@ -1280,6 +1314,7 @@
           </w:tcPr>
           <w:p>
             <w:pPr>
+              <w:keepNext w:val="false"/>
               <w:spacing w:after="40" w:before="0"/>
               <w:jc w:val="left"/>
             </w:pPr>
@@ -1312,6 +1347,7 @@
           </w:tcPr>
           <w:p>
             <w:pPr>
+              <w:keepNext w:val="false"/>
               <w:spacing w:after="40" w:before="0"/>
               <w:jc w:val="left"/>
             </w:pPr>
@@ -1375,6 +1411,7 @@
           </w:tcPr>
           <w:p>
             <w:pPr>
+              <w:keepNext w:val="false"/>
               <w:spacing w:after="40" w:before="0"/>
               <w:jc w:val="center"/>
             </w:pPr>
@@ -1409,6 +1446,7 @@
           </w:tcPr>
           <w:p>
             <w:pPr>
+              <w:keepNext w:val="false"/>
               <w:spacing w:after="40" w:before="0"/>
               <w:jc w:val="left"/>
             </w:pPr>
@@ -1441,6 +1479,7 @@
           </w:tcPr>
           <w:p>
             <w:pPr>
+              <w:keepNext w:val="false"/>
               <w:spacing w:after="40" w:before="0"/>
               <w:jc w:val="left"/>
             </w:pPr>
@@ -1473,6 +1512,7 @@
           </w:tcPr>
           <w:p>
             <w:pPr>
+              <w:keepNext w:val="false"/>
               <w:spacing w:after="40" w:before="0"/>
               <w:jc w:val="left"/>
             </w:pPr>
@@ -1505,6 +1545,7 @@
           </w:tcPr>
           <w:p>
             <w:pPr>
+              <w:keepNext w:val="false"/>
               <w:spacing w:after="40" w:before="0"/>
               <w:jc w:val="left"/>
             </w:pPr>
@@ -1539,6 +1580,7 @@
           </w:tcPr>
           <w:p>
             <w:pPr>
+              <w:keepNext w:val="false"/>
               <w:spacing w:after="40" w:before="0"/>
               <w:jc w:val="left"/>
             </w:pPr>
@@ -1571,6 +1613,7 @@
           </w:tcPr>
           <w:p>
             <w:pPr>
+              <w:keepNext w:val="false"/>
               <w:spacing w:after="40" w:before="0"/>
               <w:jc w:val="left"/>
             </w:pPr>
@@ -1603,6 +1646,7 @@
           </w:tcPr>
           <w:p>
             <w:pPr>
+              <w:keepNext w:val="false"/>
               <w:spacing w:after="40" w:before="0"/>
               <w:jc w:val="left"/>
             </w:pPr>
@@ -1635,6 +1679,7 @@
           </w:tcPr>
           <w:p>
             <w:pPr>
+              <w:keepNext w:val="false"/>
               <w:spacing w:after="40" w:before="0"/>
               <w:jc w:val="left"/>
             </w:pPr>
@@ -1669,6 +1714,7 @@
           </w:tcPr>
           <w:p>
             <w:pPr>
+              <w:keepNext w:val="false"/>
               <w:spacing w:after="40" w:before="0"/>
               <w:jc w:val="left"/>
             </w:pPr>
@@ -1701,6 +1747,7 @@
           </w:tcPr>
           <w:p>
             <w:pPr>
+              <w:keepNext w:val="false"/>
               <w:spacing w:after="40" w:before="0"/>
               <w:jc w:val="left"/>
             </w:pPr>
@@ -1733,6 +1780,7 @@
           </w:tcPr>
           <w:p>
             <w:pPr>
+              <w:keepNext w:val="false"/>
               <w:spacing w:after="40" w:before="0"/>
               <w:jc w:val="left"/>
             </w:pPr>
@@ -1765,6 +1813,7 @@
           </w:tcPr>
           <w:p>
             <w:pPr>
+              <w:keepNext w:val="false"/>
               <w:spacing w:after="40" w:before="0"/>
               <w:jc w:val="left"/>
             </w:pPr>
@@ -1799,6 +1848,7 @@
           </w:tcPr>
           <w:p>
             <w:pPr>
+              <w:keepNext w:val="false"/>
               <w:spacing w:after="40" w:before="0"/>
               <w:jc w:val="left"/>
             </w:pPr>
@@ -1831,6 +1881,7 @@
           </w:tcPr>
           <w:p>
             <w:pPr>
+              <w:keepNext w:val="false"/>
               <w:spacing w:after="40" w:before="0"/>
               <w:jc w:val="left"/>
             </w:pPr>
@@ -1863,6 +1914,7 @@
           </w:tcPr>
           <w:p>
             <w:pPr>
+              <w:keepNext w:val="false"/>
               <w:spacing w:after="40" w:before="0"/>
               <w:jc w:val="left"/>
             </w:pPr>
@@ -1895,6 +1947,7 @@
           </w:tcPr>
           <w:p>
             <w:pPr>
+              <w:keepNext w:val="false"/>
               <w:spacing w:after="40" w:before="0"/>
               <w:jc w:val="left"/>
             </w:pPr>
@@ -1929,6 +1982,7 @@
           </w:tcPr>
           <w:p>
             <w:pPr>
+              <w:keepNext w:val="false"/>
               <w:spacing w:after="40" w:before="0"/>
               <w:jc w:val="left"/>
             </w:pPr>
@@ -1961,6 +2015,7 @@
           </w:tcPr>
           <w:p>
             <w:pPr>
+              <w:keepNext w:val="false"/>
               <w:spacing w:after="40" w:before="0"/>
               <w:jc w:val="left"/>
             </w:pPr>
@@ -1993,6 +2048,7 @@
           </w:tcPr>
           <w:p>
             <w:pPr>
+              <w:keepNext w:val="false"/>
               <w:spacing w:after="40" w:before="0"/>
               <w:jc w:val="left"/>
             </w:pPr>
@@ -2025,6 +2081,7 @@
           </w:tcPr>
           <w:p>
             <w:pPr>
+              <w:keepNext w:val="false"/>
               <w:spacing w:after="40" w:before="0"/>
               <w:jc w:val="left"/>
             </w:pPr>
@@ -2059,6 +2116,7 @@
           </w:tcPr>
           <w:p>
             <w:pPr>
+              <w:keepNext w:val="false"/>
               <w:spacing w:after="40" w:before="0"/>
               <w:jc w:val="left"/>
             </w:pPr>
@@ -2091,6 +2149,7 @@
           </w:tcPr>
           <w:p>
             <w:pPr>
+              <w:keepNext w:val="false"/>
               <w:spacing w:after="40" w:before="0"/>
               <w:jc w:val="left"/>
             </w:pPr>
@@ -2123,6 +2182,7 @@
           </w:tcPr>
           <w:p>
             <w:pPr>
+              <w:keepNext w:val="false"/>
               <w:spacing w:after="40" w:before="0"/>
               <w:jc w:val="left"/>
             </w:pPr>
@@ -2155,6 +2215,7 @@
           </w:tcPr>
           <w:p>
             <w:pPr>
+              <w:keepNext w:val="false"/>
               <w:spacing w:after="40" w:before="0"/>
               <w:jc w:val="left"/>
             </w:pPr>
@@ -2293,7 +2354,7 @@
         </w:rPr>
         <w:t xml:space="preserve">© 2026 SeaVuria and ARES. This work is licensed under a </w:t>
       </w:r>
-      <w:hyperlink w:history="1" r:id="rId5qgc1al3mghcxv-flyxyq">
+      <w:hyperlink w:history="1" r:id="rIduzqf3u3cj1xkrvl3hskfn">
         <w:r>
           <w:rPr>
             <w:rFonts w:ascii="Arial" w:cs="Arial" w:eastAsia="Arial" w:hAnsi="Arial"/>
@@ -2313,7 +2374,7 @@
         </w:rPr>
         <w:t xml:space="preserve"> (</w:t>
       </w:r>
-      <w:hyperlink w:history="1" r:id="rIdzu2wtre19vfxj1hu3viq8">
+      <w:hyperlink w:history="1" r:id="rId6wyl9e2gnwuj9sh3oakrv">
         <w:r>
           <w:rPr>
             <w:rFonts w:ascii="Arial" w:cs="Arial" w:eastAsia="Arial" w:hAnsi="Arial"/>
@@ -2333,7 +2394,7 @@
         </w:rPr>
         <w:t xml:space="preserve">). To view a copy of this license, visit </w:t>
       </w:r>
-      <w:hyperlink w:history="1" r:id="rIdd27jcesds8sg0qckyv6fs">
+      <w:hyperlink w:history="1" r:id="rIdi6isfw6zdygc4wqny-i3m">
         <w:r>
           <w:rPr>
             <w:rFonts w:ascii="Arial" w:cs="Arial" w:eastAsia="Arial" w:hAnsi="Arial"/>

--- a/data/outputs/v2/Biology/SS3.2_Animal_Transport/Biology_Animal_Transport_FinalExplanation_TeacherKey.docx
+++ b/data/outputs/v2/Biology/SS3.2_Animal_Transport/Biology_Animal_Transport_FinalExplanation_TeacherKey.docx
@@ -2354,7 +2354,7 @@
         </w:rPr>
         <w:t xml:space="preserve">© 2026 SeaVuria and ARES. This work is licensed under a </w:t>
       </w:r>
-      <w:hyperlink w:history="1" r:id="rIduzqf3u3cj1xkrvl3hskfn">
+      <w:hyperlink w:history="1" r:id="rId4df9i4kmjwwr1aeahuqa3">
         <w:r>
           <w:rPr>
             <w:rFonts w:ascii="Arial" w:cs="Arial" w:eastAsia="Arial" w:hAnsi="Arial"/>
@@ -2374,7 +2374,7 @@
         </w:rPr>
         <w:t xml:space="preserve"> (</w:t>
       </w:r>
-      <w:hyperlink w:history="1" r:id="rId6wyl9e2gnwuj9sh3oakrv">
+      <w:hyperlink w:history="1" r:id="rIdnnq2kmp9jwfasoofbxvis">
         <w:r>
           <w:rPr>
             <w:rFonts w:ascii="Arial" w:cs="Arial" w:eastAsia="Arial" w:hAnsi="Arial"/>
@@ -2394,7 +2394,7 @@
         </w:rPr>
         <w:t xml:space="preserve">). To view a copy of this license, visit </w:t>
       </w:r>
-      <w:hyperlink w:history="1" r:id="rIdi6isfw6zdygc4wqny-i3m">
+      <w:hyperlink w:history="1" r:id="rIdb4z0cgcoe7dabo2wojujw">
         <w:r>
           <w:rPr>
             <w:rFonts w:ascii="Arial" w:cs="Arial" w:eastAsia="Arial" w:hAnsi="Arial"/>
